--- a/Дневник.docx
+++ b/Дневник.docx
@@ -9,29 +9,8 @@
         <w:outlineLvl w:val="0"/>
       </w:pPr>
       <w:r>
-        <w:t xml:space="preserve">   М И Н О Б Р Н А У К </w:t>
-      </w:r>
-      <w:proofErr w:type="gramStart"/>
-      <w:r>
-        <w:t>И  Р</w:t>
-      </w:r>
-      <w:proofErr w:type="gramEnd"/>
-      <w:r>
-        <w:t xml:space="preserve"> О С </w:t>
-      </w:r>
-      <w:proofErr w:type="spellStart"/>
-      <w:r>
-        <w:t>С</w:t>
-      </w:r>
-      <w:proofErr w:type="spellEnd"/>
-      <w:r>
-        <w:t xml:space="preserve"> И </w:t>
-      </w:r>
-      <w:proofErr w:type="spellStart"/>
-      <w:r>
-        <w:t>И</w:t>
-      </w:r>
-      <w:proofErr w:type="spellEnd"/>
+        <w:t xml:space="preserve">   М И Н О Б Р Н А У К И  Р О С С И И</w:t>
+      </w:r>
     </w:p>
     <w:p>
       <w:r>
@@ -603,40 +582,47 @@
           <w:szCs w:val="32"/>
           <w:u w:val="single"/>
         </w:rPr>
-        <w:t xml:space="preserve">  </w:t>
-      </w:r>
-      <w:proofErr w:type="gramStart"/>
+        <w:t xml:space="preserve">  4  </w:t>
+      </w:r>
+      <w:r>
+        <w:rPr>
+          <w:sz w:val="32"/>
+          <w:szCs w:val="32"/>
+        </w:rPr>
+        <w:t>курс</w:t>
+      </w:r>
+      <w:r>
+        <w:rPr>
+          <w:sz w:val="32"/>
+          <w:szCs w:val="32"/>
+        </w:rPr>
+        <w:tab/>
+        <w:t xml:space="preserve">группа </w:t>
+      </w:r>
       <w:r>
         <w:rPr>
           <w:sz w:val="32"/>
           <w:szCs w:val="32"/>
           <w:u w:val="single"/>
         </w:rPr>
-        <w:t xml:space="preserve">4  </w:t>
-      </w:r>
-      <w:r>
-        <w:rPr>
-          <w:sz w:val="32"/>
-          <w:szCs w:val="32"/>
-        </w:rPr>
-        <w:t>курс</w:t>
-      </w:r>
-      <w:proofErr w:type="gramEnd"/>
-      <w:r>
-        <w:rPr>
-          <w:sz w:val="32"/>
-          <w:szCs w:val="32"/>
-        </w:rPr>
-        <w:tab/>
-        <w:t xml:space="preserve">группа </w:t>
+        <w:t xml:space="preserve">       ПО-</w:t>
       </w:r>
       <w:r>
         <w:rPr>
           <w:sz w:val="32"/>
           <w:szCs w:val="32"/>
           <w:u w:val="single"/>
-        </w:rPr>
-        <w:t xml:space="preserve">       ПО-71б</w:t>
+          <w:lang w:val="en-US"/>
+        </w:rPr>
+        <w:t>22</w:t>
+      </w:r>
+      <w:r>
+        <w:rPr>
+          <w:sz w:val="32"/>
+          <w:szCs w:val="32"/>
+          <w:u w:val="single"/>
+        </w:rPr>
+        <w:t>б</w:t>
       </w:r>
       <w:r>
         <w:rPr>
@@ -1120,23 +1106,7 @@
           <w:szCs w:val="28"/>
         </w:rPr>
         <w:tab/>
-        <w:t xml:space="preserve">1.9 Кроме дневника студент обязан иметь рабочую тетрадь, в которую подробно заносятся все данные, полученные им в процессе прохождения практики (данные собственных наблюдений, отдельные зарисовки, схемы, чертежи и </w:t>
-      </w:r>
-      <w:proofErr w:type="gramStart"/>
-      <w:r>
-        <w:rPr>
-          <w:sz w:val="28"/>
-          <w:szCs w:val="28"/>
-        </w:rPr>
-        <w:t>т.п.</w:t>
-      </w:r>
-      <w:proofErr w:type="gramEnd"/>
-      <w:r>
-        <w:rPr>
-          <w:sz w:val="28"/>
-          <w:szCs w:val="28"/>
-        </w:rPr>
-        <w:t>).</w:t>
+        <w:t>1.9 Кроме дневника студент обязан иметь рабочую тетрадь, в которую подробно заносятся все данные, полученные им в процессе прохождения практики (данные собственных наблюдений, отдельные зарисовки, схемы, чертежи и т.п.).</w:t>
       </w:r>
     </w:p>
     <w:p>
@@ -1396,23 +1366,7 @@
           <w:szCs w:val="28"/>
         </w:rPr>
         <w:tab/>
-        <w:t xml:space="preserve">2.2 Отчет о прохождении практики принимается комиссией, назначенной заведующим кафедрой и оценивается по четырехбалльной системе. Получение неудовлетворительной оценки или непредставление отчета о практике влечет за собой те же последствия (в отношении перевода на следующий курс, право на получение стипендии и </w:t>
-      </w:r>
-      <w:proofErr w:type="gramStart"/>
-      <w:r>
-        <w:rPr>
-          <w:sz w:val="28"/>
-          <w:szCs w:val="28"/>
-        </w:rPr>
-        <w:t>т.п.</w:t>
-      </w:r>
-      <w:proofErr w:type="gramEnd"/>
-      <w:r>
-        <w:rPr>
-          <w:sz w:val="28"/>
-          <w:szCs w:val="28"/>
-        </w:rPr>
-        <w:t>), что и неудовлетворительная оценка по одной из теоретических дисциплин учебного плана.</w:t>
+        <w:t>2.2 Отчет о прохождении практики принимается комиссией, назначенной заведующим кафедрой и оценивается по четырехбалльной системе. Получение неудовлетворительной оценки или непредставление отчета о практике влечет за собой те же последствия (в отношении перевода на следующий курс, право на получение стипендии и т.п.), что и неудовлетворительная оценка по одной из теоретических дисциплин учебного плана.</w:t>
       </w:r>
     </w:p>
     <w:p>
@@ -2188,18 +2142,8 @@
           <w:vertAlign w:val="superscript"/>
         </w:rPr>
         <w:tab/>
-        <w:t xml:space="preserve">наименование предприятия, </w:t>
-      </w:r>
-      <w:proofErr w:type="gramStart"/>
-      <w:r>
-        <w:rPr>
-          <w:sz w:val="28"/>
-          <w:szCs w:val="28"/>
-          <w:vertAlign w:val="superscript"/>
-        </w:rPr>
-        <w:t>организации,  учреждения</w:t>
-      </w:r>
-      <w:proofErr w:type="gramEnd"/>
+        <w:t>наименование предприятия, организации,  учреждения</w:t>
+      </w:r>
     </w:p>
     <w:p>
       <w:pPr>
@@ -3582,21 +3526,13 @@
           <w:p>
             <w:pPr>
               <w:spacing w:line="360" w:lineRule="auto"/>
-              <w:jc w:val="center"/>
               <w:rPr>
                 <w:color w:val="000000" w:themeColor="text1"/>
                 <w:sz w:val="28"/>
                 <w:szCs w:val="28"/>
-              </w:rPr>
-            </w:pPr>
-            <w:r>
-              <w:rPr>
-                <w:color w:val="000000" w:themeColor="text1"/>
-                <w:sz w:val="28"/>
-                <w:szCs w:val="28"/>
-              </w:rPr>
-              <w:t xml:space="preserve">доцент, к.т.н., Малышев </w:t>
-            </w:r>
+                <w:lang w:val="en-US"/>
+              </w:rPr>
+            </w:pPr>
           </w:p>
         </w:tc>
       </w:tr>
@@ -3619,14 +3555,6 @@
                 <w:szCs w:val="28"/>
               </w:rPr>
             </w:pPr>
-            <w:r>
-              <w:rPr>
-                <w:color w:val="000000" w:themeColor="text1"/>
-                <w:sz w:val="28"/>
-                <w:szCs w:val="28"/>
-              </w:rPr>
-              <w:t>Александр Васильевич</w:t>
-            </w:r>
           </w:p>
         </w:tc>
       </w:tr>
@@ -3917,14 +3845,7 @@
                 <w:sz w:val="28"/>
                 <w:szCs w:val="28"/>
               </w:rPr>
-              <w:t>Исследование предметной области разработки игровых движков</w:t>
-            </w:r>
-            <w:r>
-              <w:rPr>
-                <w:sz w:val="28"/>
-                <w:szCs w:val="28"/>
-              </w:rPr>
-              <w:t>.</w:t>
+              <w:t>Исследование предметной области разработки игровых движков.</w:t>
             </w:r>
           </w:p>
         </w:tc>
@@ -3952,14 +3873,7 @@
                 <w:sz w:val="28"/>
                 <w:szCs w:val="28"/>
               </w:rPr>
-              <w:t>Анализ проблем традиционного подхода к разработке игр</w:t>
-            </w:r>
-            <w:r>
-              <w:rPr>
-                <w:sz w:val="28"/>
-                <w:szCs w:val="28"/>
-              </w:rPr>
-              <w:t>.</w:t>
+              <w:t>Анализ проблем традиционного подхода к разработке игр.</w:t>
             </w:r>
           </w:p>
         </w:tc>
@@ -3987,55 +3901,7 @@
                 <w:sz w:val="28"/>
                 <w:szCs w:val="28"/>
               </w:rPr>
-              <w:t>Сравнительный анализ существующих игровых движков (</w:t>
-            </w:r>
-            <w:proofErr w:type="spellStart"/>
-            <w:r>
-              <w:rPr>
-                <w:sz w:val="28"/>
-                <w:szCs w:val="28"/>
-              </w:rPr>
-              <w:t>Unity</w:t>
-            </w:r>
-            <w:proofErr w:type="spellEnd"/>
-            <w:r>
-              <w:rPr>
-                <w:sz w:val="28"/>
-                <w:szCs w:val="28"/>
-              </w:rPr>
-              <w:t xml:space="preserve">, </w:t>
-            </w:r>
-            <w:proofErr w:type="spellStart"/>
-            <w:r>
-              <w:rPr>
-                <w:sz w:val="28"/>
-                <w:szCs w:val="28"/>
-              </w:rPr>
-              <w:t>Unreal</w:t>
-            </w:r>
-            <w:proofErr w:type="spellEnd"/>
-            <w:r>
-              <w:rPr>
-                <w:sz w:val="28"/>
-                <w:szCs w:val="28"/>
-              </w:rPr>
-              <w:t xml:space="preserve"> Engine, </w:t>
-            </w:r>
-            <w:proofErr w:type="spellStart"/>
-            <w:r>
-              <w:rPr>
-                <w:sz w:val="28"/>
-                <w:szCs w:val="28"/>
-              </w:rPr>
-              <w:t>Godot</w:t>
-            </w:r>
-            <w:proofErr w:type="spellEnd"/>
-            <w:r>
-              <w:rPr>
-                <w:sz w:val="28"/>
-                <w:szCs w:val="28"/>
-              </w:rPr>
-              <w:t>)</w:t>
+              <w:t>Сравнительный анализ существующих игровых движков (Unity, Unreal Engine, Godot)</w:t>
             </w:r>
             <w:r>
               <w:rPr>
@@ -4843,14 +4709,7 @@
                 <w:sz w:val="28"/>
                 <w:szCs w:val="28"/>
               </w:rPr>
-              <w:t>18</w:t>
-            </w:r>
-            <w:r>
-              <w:rPr>
-                <w:sz w:val="28"/>
-                <w:szCs w:val="28"/>
-              </w:rPr>
-              <w:t>.04</w:t>
+              <w:t>18.04</w:t>
             </w:r>
           </w:p>
         </w:tc>
@@ -5196,55 +5055,7 @@
                 <w:sz w:val="28"/>
                 <w:szCs w:val="28"/>
               </w:rPr>
-              <w:t xml:space="preserve">Анализ существующих решений: изучение возможностей </w:t>
-            </w:r>
-            <w:proofErr w:type="spellStart"/>
-            <w:r>
-              <w:rPr>
-                <w:sz w:val="28"/>
-                <w:szCs w:val="28"/>
-              </w:rPr>
-              <w:t>Unity</w:t>
-            </w:r>
-            <w:proofErr w:type="spellEnd"/>
-            <w:r>
-              <w:rPr>
-                <w:sz w:val="28"/>
-                <w:szCs w:val="28"/>
-              </w:rPr>
-              <w:t xml:space="preserve">, </w:t>
-            </w:r>
-            <w:proofErr w:type="spellStart"/>
-            <w:r>
-              <w:rPr>
-                <w:sz w:val="28"/>
-                <w:szCs w:val="28"/>
-              </w:rPr>
-              <w:t>Unreal</w:t>
-            </w:r>
-            <w:proofErr w:type="spellEnd"/>
-            <w:r>
-              <w:rPr>
-                <w:sz w:val="28"/>
-                <w:szCs w:val="28"/>
-              </w:rPr>
-              <w:t xml:space="preserve"> Engine и </w:t>
-            </w:r>
-            <w:proofErr w:type="spellStart"/>
-            <w:r>
-              <w:rPr>
-                <w:sz w:val="28"/>
-                <w:szCs w:val="28"/>
-              </w:rPr>
-              <w:t>Godot</w:t>
-            </w:r>
-            <w:proofErr w:type="spellEnd"/>
-            <w:r>
-              <w:rPr>
-                <w:sz w:val="28"/>
-                <w:szCs w:val="28"/>
-              </w:rPr>
-              <w:t>.</w:t>
+              <w:t>Анализ существующих решений: изучение возможностей Unity, Unreal Engine и Godot.</w:t>
             </w:r>
           </w:p>
         </w:tc>
@@ -6121,39 +5932,7 @@
                 <w:sz w:val="28"/>
                 <w:szCs w:val="28"/>
               </w:rPr>
-              <w:t xml:space="preserve">Описание выбранных технологий: язык программирования C#, графический API OpenGL, Windows </w:t>
-            </w:r>
-            <w:proofErr w:type="spellStart"/>
-            <w:r>
-              <w:rPr>
-                <w:sz w:val="28"/>
-                <w:szCs w:val="28"/>
-              </w:rPr>
-              <w:t>Forms</w:t>
-            </w:r>
-            <w:proofErr w:type="spellEnd"/>
-            <w:r>
-              <w:rPr>
-                <w:sz w:val="28"/>
-                <w:szCs w:val="28"/>
-              </w:rPr>
-              <w:t xml:space="preserve"> для реализации редактора сцен и библиотека </w:t>
-            </w:r>
-            <w:proofErr w:type="spellStart"/>
-            <w:r>
-              <w:rPr>
-                <w:sz w:val="28"/>
-                <w:szCs w:val="28"/>
-              </w:rPr>
-              <w:t>SixLabors.ImageSharp</w:t>
-            </w:r>
-            <w:proofErr w:type="spellEnd"/>
-            <w:r>
-              <w:rPr>
-                <w:sz w:val="28"/>
-                <w:szCs w:val="28"/>
-              </w:rPr>
-              <w:t>.</w:t>
+              <w:t>Описание выбранных технологий: язык программирования C#, графический API OpenGL, Windows Forms для реализации редактора сцен и библиотека SixLabors.ImageSharp.</w:t>
             </w:r>
           </w:p>
         </w:tc>
@@ -6311,23 +6090,7 @@
                 <w:sz w:val="28"/>
                 <w:szCs w:val="28"/>
               </w:rPr>
-              <w:t xml:space="preserve">Подготовка раздела графической подсистемы: управление буферами вершин и индексов, компиляция и загрузка </w:t>
-            </w:r>
-            <w:proofErr w:type="spellStart"/>
-            <w:r>
-              <w:rPr>
-                <w:sz w:val="28"/>
-                <w:szCs w:val="28"/>
-              </w:rPr>
-              <w:t>шейдерных</w:t>
-            </w:r>
-            <w:proofErr w:type="spellEnd"/>
-            <w:r>
-              <w:rPr>
-                <w:sz w:val="28"/>
-                <w:szCs w:val="28"/>
-              </w:rPr>
-              <w:t xml:space="preserve"> программ.</w:t>
+              <w:t>Подготовка раздела графической подсистемы: управление буферами вершин и индексов, компиляция и загрузка шейдерных программ.</w:t>
             </w:r>
           </w:p>
         </w:tc>
@@ -6642,23 +6405,7 @@
                 <w:sz w:val="28"/>
                 <w:szCs w:val="28"/>
               </w:rPr>
-              <w:t xml:space="preserve">Подготовка раздела управления сценами, подсистемы обработки ввода и системы импорта трёхмерных моделей: загрузка и выгрузка сцен, сохранение сцены в файл и восстановление, работа хуков, </w:t>
-            </w:r>
-            <w:proofErr w:type="spellStart"/>
-            <w:r>
-              <w:rPr>
-                <w:sz w:val="28"/>
-                <w:szCs w:val="28"/>
-              </w:rPr>
-              <w:t>рейкастинг</w:t>
-            </w:r>
-            <w:proofErr w:type="spellEnd"/>
-            <w:r>
-              <w:rPr>
-                <w:sz w:val="28"/>
-                <w:szCs w:val="28"/>
-              </w:rPr>
-              <w:t>, поддерживаемые форматы STL и GLB, парсинг данных из STL- и GLB-файлов.</w:t>
+              <w:t>Подготовка раздела управления сценами, подсистемы обработки ввода и системы импорта трёхмерных моделей: загрузка и выгрузка сцен, сохранение сцены в файл и восстановление, работа хуков, рейкастинг, поддерживаемые форматы STL и GLB, парсинг данных из STL- и GLB-файлов.</w:t>
             </w:r>
           </w:p>
         </w:tc>
@@ -8601,6 +8348,7 @@
   <w:style w:type="character" w:default="1" w:styleId="a0">
     <w:name w:val="Default Paragraph Font"/>
     <w:uiPriority w:val="1"/>
+    <w:semiHidden/>
     <w:unhideWhenUsed/>
   </w:style>
   <w:style w:type="table" w:default="1" w:styleId="a1">
